--- a/relazione/relazione-tecnica.docx
+++ b/relazione/relazione-tecnica.docx
@@ -1082,7 +1082,7 @@
               <w:rPr>
                 <w:b w:val="0"/>
               </w:rPr>
-              <w:t>Pagina del vicolo (anziano), area volontari, dashboard del Comune</w:t>
+              <w:t>Pagina iniziale con la scelta del ruolo, pagina del vicolo (anziano), area volontari, dashboard del Comune</w:t>
             </w:r>
           </w:p>
         </w:tc>
@@ -1112,7 +1112,97 @@
               <w:rPr>
                 <w:b w:val="0"/>
               </w:rPr>
-              <w:t>Salvati nel browser: la demo funziona tra più schede dello stesso dispositivo</w:t>
+              <w:t>Le richieste sono ancora salvate nel browser: la demo funziona tra più schede dello stesso dispositivo</w:t>
+            </w:r>
+          </w:p>
+        </w:tc>
+      </w:tr>
+      <w:tr>
+        <w:tc>
+          <w:tcPr>
+            <w:tcW w:type="dxa" w:w="2494"/>
+          </w:tcPr>
+          <w:p>
+            <w:r/>
+            <w:r>
+              <w:rPr>
+                <w:b w:val="0"/>
+              </w:rPr>
+              <w:t>Backend</w:t>
+            </w:r>
+          </w:p>
+        </w:tc>
+        <w:tc>
+          <w:tcPr>
+            <w:tcW w:type="dxa" w:w="6803"/>
+          </w:tcPr>
+          <w:p>
+            <w:r/>
+            <w:r>
+              <w:rPr>
+                <w:b w:val="0"/>
+              </w:rPr>
+              <w:t>Supabase: database PostgreSQL con regole di accesso per ogni riga, accesso anonimo senza dati personali e aggiornamenti in tempo reale</w:t>
+            </w:r>
+          </w:p>
+        </w:tc>
+      </w:tr>
+      <w:tr>
+        <w:tc>
+          <w:tcPr>
+            <w:tcW w:type="dxa" w:w="2494"/>
+          </w:tcPr>
+          <w:p>
+            <w:r/>
+            <w:r>
+              <w:rPr>
+                <w:b w:val="0"/>
+              </w:rPr>
+              <w:t>Lettura del QR</w:t>
+            </w:r>
+          </w:p>
+        </w:tc>
+        <w:tc>
+          <w:tcPr>
+            <w:tcW w:type="dxa" w:w="6803"/>
+          </w:tcPr>
+          <w:p>
+            <w:r/>
+            <w:r>
+              <w:rPr>
+                <w:b w:val="0"/>
+              </w:rPr>
+              <w:t>Fotocamera del telefono, direttamente nell'app; le immagini non vengono salvate</w:t>
+            </w:r>
+          </w:p>
+        </w:tc>
+      </w:tr>
+      <w:tr>
+        <w:tc>
+          <w:tcPr>
+            <w:tcW w:type="dxa" w:w="2494"/>
+          </w:tcPr>
+          <w:p>
+            <w:r/>
+            <w:r>
+              <w:rPr>
+                <w:b w:val="0"/>
+              </w:rPr>
+              <w:t>Pubblicazione</w:t>
+            </w:r>
+          </w:p>
+        </w:tc>
+        <w:tc>
+          <w:tcPr>
+            <w:tcW w:type="dxa" w:w="6803"/>
+          </w:tcPr>
+          <w:p>
+            <w:r/>
+            <w:r>
+              <w:rPr>
+                <w:b w:val="0"/>
+              </w:rPr>
+              <w:t>GitHub Pages, aggiornata automaticamente a ogni modifica: teox79.github.io/attraversamento</w:t>
             </w:r>
           </w:p>
         </w:tc>
@@ -1132,7 +1222,7 @@
         <w:rPr>
           <w:b w:val="0"/>
         </w:rPr>
-        <w:t>Per l'uso reale le richieste devono passare da un servizio centrale che le inoltri in tempo reale ai telefoni dei volontari e restituisca lo stato all'anziano.</w:t>
+        <w:t>Per l'uso reale le richieste passano da un servizio centrale su Supabase, che le inoltra in tempo reale ai volontari collegati e restituisce lo stato all'anziano. Lo schema del database è già pronto: dispositivi, vicoli, richieste di attraversamento e statistiche per vicolo. Ogni operazione (chiedere aiuto, rispondere «Arrivo», completare o annullare) passa da funzioni del database che controllano chi può farla.</w:t>
       </w:r>
     </w:p>
     <w:tbl>
@@ -1163,7 +1253,7 @@
               <w:rPr>
                 <w:b w:val="0"/>
               </w:rPr>
-              <w:t>servizio di backend per le richieste in tempo reale, sistema di notifica ai volontari, hosting e dominio.</w:t>
+              <w:t>collegamento delle pagine al database, notifiche ai volontari anche con l'app chiusa (ad esempio Web Push), dominio definitivo.</w:t>
             </w:r>
           </w:p>
         </w:tc>
@@ -1526,7 +1616,7 @@
         <w:rPr>
           <w:b w:val="0"/>
         </w:rPr>
-        <w:t xml:space="preserve"> nessuna registrazione e nessuna posizione GPS.</w:t>
+        <w:t xml:space="preserve"> nessuna registrazione con dati personali e nessuna posizione GPS. Il telefono riceve solo un identificativo casuale.</w:t>
       </w:r>
     </w:p>
     <w:p>
@@ -1561,6 +1651,40 @@
           <w:b w:val="0"/>
         </w:rPr>
         <w:t xml:space="preserve"> solo statistiche anonime aggregate per vicolo.</w:t>
+      </w:r>
+    </w:p>
+    <w:p>
+      <w:pPr>
+        <w:pStyle w:val="ListBullet"/>
+      </w:pPr>
+      <w:r>
+        <w:rPr>
+          <w:b/>
+        </w:rPr>
+        <w:t>Codice QR:</w:t>
+      </w:r>
+      <w:r>
+        <w:rPr>
+          <w:b w:val="0"/>
+        </w:rPr>
+        <w:t xml:space="preserve"> contiene solo un codice casuale del vicolo, nessun dato personale.</w:t>
+      </w:r>
+    </w:p>
+    <w:p>
+      <w:pPr>
+        <w:pStyle w:val="ListBullet"/>
+      </w:pPr>
+      <w:r>
+        <w:rPr>
+          <w:b/>
+        </w:rPr>
+        <w:t>Fotocamera:</w:t>
+      </w:r>
+      <w:r>
+        <w:rPr>
+          <w:b w:val="0"/>
+        </w:rPr>
+        <w:t xml:space="preserve"> serve solo a leggere il QR; non scattiamo né salviamo immagini.</w:t>
       </w:r>
     </w:p>
     <w:tbl>
@@ -1743,7 +1867,7 @@
               <w:rPr>
                 <w:b w:val="0"/>
               </w:rPr>
-              <w:t>Hosting dell'app e del dominio</w:t>
+              <w:t>Hosting dell'app (oggi su GitHub Pages, gratuito) e del dominio</w:t>
             </w:r>
           </w:p>
         </w:tc>
@@ -1787,7 +1911,7 @@
               <w:rPr>
                 <w:b w:val="0"/>
               </w:rPr>
-              <w:t>Richieste in tempo reale e notifiche ai volontari</w:t>
+              <w:t>Supabase: database, richieste in tempo reale e notifiche ai volontari</w:t>
             </w:r>
           </w:p>
         </w:tc>
@@ -1936,7 +2060,51 @@
         <w:rPr>
           <w:b w:val="0"/>
         </w:rPr>
-        <w:t>Depliant A4 per anziani e volontari.</w:t>
+        <w:t>Pagina iniziale con la scelta tra «Persona anziana» e «Volontari»: il telefono viene registrato in forma anonima.</w:t>
+      </w:r>
+    </w:p>
+    <w:p>
+      <w:pPr>
+        <w:pStyle w:val="ListBullet"/>
+      </w:pPr>
+      <w:r>
+        <w:rPr>
+          <w:b w:val="0"/>
+        </w:rPr>
+        <w:t>Lettura del QR del vicolo con la fotocamera, direttamente nell'app.</w:t>
+      </w:r>
+    </w:p>
+    <w:p>
+      <w:pPr>
+        <w:pStyle w:val="ListBullet"/>
+      </w:pPr>
+      <w:r>
+        <w:rPr>
+          <w:b w:val="0"/>
+        </w:rPr>
+        <w:t>Schema del database su Supabase: vicoli, richieste, regole di accesso e statistiche anonime per vicolo.</w:t>
+      </w:r>
+    </w:p>
+    <w:p>
+      <w:pPr>
+        <w:pStyle w:val="ListBullet"/>
+      </w:pPr>
+      <w:r>
+        <w:rPr>
+          <w:b w:val="0"/>
+        </w:rPr>
+        <w:t>App pubblicata online su GitHub Pages.</w:t>
+      </w:r>
+    </w:p>
+    <w:p>
+      <w:pPr>
+        <w:pStyle w:val="ListBullet"/>
+      </w:pPr>
+      <w:r>
+        <w:rPr>
+          <w:b w:val="0"/>
+        </w:rPr>
+        <w:t>Depliant A4 per anziani e volontari, con il QR per l'iscrizione dei volontari.</w:t>
       </w:r>
     </w:p>
     <w:p>
@@ -1977,7 +2145,7 @@
         <w:rPr>
           <w:b w:val="0"/>
         </w:rPr>
-        <w:t>Collegare le pagine a un servizio centrale in tempo reale.</w:t>
+        <w:t>Collegare richieste, area volontari e dashboard al database Supabase.</w:t>
       </w:r>
     </w:p>
     <w:p>
@@ -1988,7 +2156,18 @@
         <w:rPr>
           <w:b w:val="0"/>
         </w:rPr>
-        <w:t>Generare i QR per ogni vicolo.</w:t>
+        <w:t>Avvisare i volontari anche quando l'app è chiusa, con le notifiche push.</w:t>
+      </w:r>
+    </w:p>
+    <w:p>
+      <w:pPr>
+        <w:pStyle w:val="ListNumber"/>
+      </w:pPr>
+      <w:r>
+        <w:rPr>
+          <w:b w:val="0"/>
+        </w:rPr>
+        <w:t>Generare i QR di tutti i vicoli a partire dal database.</w:t>
       </w:r>
     </w:p>
     <w:p>

--- a/relazione/relazione-tecnica.docx
+++ b/relazione/relazione-tecnica.docx
@@ -1107,12 +1107,8 @@
             <w:tcW w:type="dxa" w:w="6803"/>
           </w:tcPr>
           <w:p>
-            <w:r/>
             <w:r>
-              <w:rPr>
-                <w:b w:val="0"/>
-              </w:rPr>
-              <w:t>Le richieste sono ancora salvate nel browser: la demo funziona tra più schede dello stesso dispositivo</w:t>
+              <w:t>La richiesta dell'anziano viene salvata su Supabase dopo la lettura del QR e la conferma. Area volontari e dashboard leggono ancora i dati dal browser.</w:t>
             </w:r>
           </w:p>
         </w:tc>
@@ -1143,6 +1139,28 @@
                 <w:b w:val="0"/>
               </w:rPr>
               <w:t>Supabase: database PostgreSQL con regole di accesso per ogni riga, accesso anonimo senza dati personali e aggiornamenti in tempo reale</w:t>
+            </w:r>
+          </w:p>
+        </w:tc>
+      </w:tr>
+      <w:tr>
+        <w:tc>
+          <w:tcPr>
+            <w:tcW w:type="dxa" w:w="2494"/>
+          </w:tcPr>
+          <w:p>
+            <w:r>
+              <w:t>Funzioni server</w:t>
+            </w:r>
+          </w:p>
+        </w:tc>
+        <w:tc>
+          <w:tcPr>
+            <w:tcW w:type="dxa" w:w="6803"/>
+          </w:tcPr>
+          <w:p>
+            <w:r>
+              <w:t>La funzione create-crossing-request riceve la richiesta: verifica la sessione anonima e passa al database, che controlla che il telefono sia registrato come anziano e che il QR corrisponda a un vicolo attivo. Non usa chiavi con privilegi di amministratore.</w:t>
             </w:r>
           </w:p>
         </w:tc>
@@ -1253,7 +1271,7 @@
               <w:rPr>
                 <w:b w:val="0"/>
               </w:rPr>
-              <w:t>collegamento delle pagine al database, notifiche ai volontari anche con l'app chiusa (ad esempio Web Push), dominio definitivo.</w:t>
+              <w:t>collegamento di area volontari e dashboard al database, notifiche ai volontari anche con l'app chiusa (ad esempio Web Push), dominio definitivo.</w:t>
             </w:r>
           </w:p>
         </w:tc>
@@ -2082,6 +2100,17 @@
         <w:rPr>
           <w:b w:val="0"/>
         </w:rPr>
+        <w:t>Richiesta d'aiuto salvata nel database: il QR viene verificato sul vicolo prima dell'invio e l'anziano riceve il messaggio «Abbiamo avvisato i volontari».</w:t>
+      </w:r>
+    </w:p>
+    <w:p>
+      <w:pPr>
+        <w:pStyle w:val="ListBullet"/>
+      </w:pPr>
+      <w:r>
+        <w:rPr>
+          <w:b w:val="0"/>
+        </w:rPr>
         <w:t>Schema del database su Supabase: vicoli, richieste, regole di accesso e statistiche anonime per vicolo.</w:t>
       </w:r>
     </w:p>
@@ -2145,7 +2174,7 @@
         <w:rPr>
           <w:b w:val="0"/>
         </w:rPr>
-        <w:t>Collegare richieste, area volontari e dashboard al database Supabase.</w:t>
+        <w:t>Collegare area volontari e dashboard al database Supabase.</w:t>
       </w:r>
     </w:p>
     <w:p>

--- a/relazione/relazione-tecnica.docx
+++ b/relazione/relazione-tecnica.docx
@@ -67,7 +67,7 @@
         <w:rPr>
           <w:b w:val="0"/>
         </w:rPr>
-        <w:t>L'anziano preme un solo pulsante, un volontario risponde «Arrivo» e lo accompagna dall'altra parte. L'attraversamento si chiude quando è l'anziano a confermare di essere arrivato: ogni conferma è un dato misurabile per il Comune.</w:t>
+        <w:t>L'anziano inquadra il QR con l'app e preme «Chiedi aiuto»; un volontario risponde «Arrivo io» e lo accompagna dall'altra parte. Ogni attraversamento diventa un dato misurabile per il Comune.</w:t>
       </w:r>
     </w:p>
     <w:p>
@@ -488,13 +488,30 @@
         <w:rPr>
           <w:b/>
         </w:rPr>
+        <w:t>La registrazione.</w:t>
+      </w:r>
+      <w:r>
+        <w:rPr>
+          <w:b w:val="0"/>
+        </w:rPr>
+        <w:t xml:space="preserve"> Alla prima apertura dell'app si sceglie «Persona anziana». Il telefono viene registrato in forma anonima, una volta sola; può farlo anche un familiare o il farmacista.</w:t>
+      </w:r>
+    </w:p>
+    <w:p>
+      <w:pPr>
+        <w:pStyle w:val="ListNumber"/>
+      </w:pPr>
+      <w:r>
+        <w:rPr>
+          <w:b/>
+        </w:rPr>
         <w:t>Il cartello.</w:t>
       </w:r>
       <w:r>
         <w:rPr>
           <w:b w:val="0"/>
         </w:rPr>
-        <w:t xml:space="preserve"> All'imbocco di ogni vicolo c'è un cartello con un codice QR che identifica il vicolo. Lo inquadra l'anziano, oppure un familiare o il farmacista lo salva una volta sola sul suo telefono.</w:t>
+        <w:t xml:space="preserve"> All'imbocco di ogni vicolo c'è un cartello con un codice QR. Si preme «Scansiona il QR» e lo si inquadra con la fotocamera dell'app, che mostra il nome del vicolo.</w:t>
       </w:r>
     </w:p>
     <w:p>
@@ -511,7 +528,7 @@
         <w:rPr>
           <w:b w:val="0"/>
         </w:rPr>
-        <w:t xml:space="preserve"> Si apre una pagina con un solo grande pulsante: «Voglio attraversare». Non servono login né GPS, perché il vicolo è già indicato nel QR.</w:t>
+        <w:t xml:space="preserve"> Un solo grande pulsante: «Chiedi aiuto», seguito dalla conferma «Sì, aiutami». Non servono login né GPS, perché il vicolo è indicato nel QR.</w:t>
       </w:r>
     </w:p>
     <w:p>
@@ -528,7 +545,7 @@
         <w:rPr>
           <w:b w:val="0"/>
         </w:rPr>
-        <w:t xml:space="preserve"> La richiesta arriva in tempo reale ai volontari della zona: cittadini, negozianti e vigili. Uno di loro risponde «Arrivo».</w:t>
+        <w:t xml:space="preserve"> La richiesta arriva ai volontari della zona: cittadini, negozianti e vigili. Uno di loro risponde «Arrivo io».</w:t>
       </w:r>
     </w:p>
     <w:p>
@@ -545,7 +562,7 @@
         <w:rPr>
           <w:b w:val="0"/>
         </w:rPr>
-        <w:t xml:space="preserve"> L'anziano vede lo stato della richiesta con testo grande, colori e lettura vocale, ad esempio «Marco sta arrivando, aspetta qui».</w:t>
+        <w:t xml:space="preserve"> L'anziano vede lo stato con testo grande, colori e lettura ad alta voce: prima «Abbiamo avvisato i volontari. Attendi qui», poi «Marco sta arrivando. Aspettalo qui».</w:t>
       </w:r>
     </w:p>
     <w:p>
@@ -556,13 +573,13 @@
         <w:rPr>
           <w:b/>
         </w:rPr>
-        <w:t>La conferma.</w:t>
+        <w:t>L'arrivo.</w:t>
       </w:r>
       <w:r>
         <w:rPr>
           <w:b w:val="0"/>
         </w:rPr>
-        <w:t xml:space="preserve"> Arrivato dall'altra parte, l'anziano preme «Sono dall'altra parte» e l'attraversamento risulta completato.</w:t>
+        <w:t xml:space="preserve"> Dall'altra parte l'attraversamento viene chiuso e l'anziano legge «Sei arrivato dall'altra parte». Oggi lo chiude il volontario; nella versione finale sarà l'anziano a confermarlo con «Sono dall'altra parte».</w:t>
       </w:r>
     </w:p>
     <w:p>
@@ -685,12 +702,11 @@
             <w:tcW w:type="dxa" w:w="2041"/>
           </w:tcPr>
           <w:p>
-            <w:r/>
             <w:r>
               <w:rPr>
                 <w:b w:val="0"/>
               </w:rPr>
-              <w:t>Dal QR del vicolo</w:t>
+              <w:t>Dall'app, scegliendo una volta «Persona anziana», poi con il QR del vicolo</w:t>
             </w:r>
           </w:p>
         </w:tc>
@@ -699,12 +715,11 @@
             <w:tcW w:type="dxa" w:w="3628"/>
           </w:tcPr>
           <w:p>
-            <w:r/>
             <w:r>
               <w:rPr>
                 <w:b w:val="0"/>
               </w:rPr>
-              <w:t>Chiede aiuto con un pulsante, segue lo stato, conferma l'arrivo</w:t>
+              <w:t>Chiede aiuto con un pulsante e segue lo stato della richiesta</w:t>
             </w:r>
           </w:p>
         </w:tc>
@@ -743,12 +758,11 @@
             <w:tcW w:type="dxa" w:w="2041"/>
           </w:tcPr>
           <w:p>
-            <w:r/>
             <w:r>
               <w:rPr>
                 <w:b w:val="0"/>
               </w:rPr>
-              <w:t>Area volontari della web app</w:t>
+              <w:t>Dall'app, scegliendo una volta «Volontari»</w:t>
             </w:r>
           </w:p>
         </w:tc>
@@ -757,12 +771,11 @@
             <w:tcW w:type="dxa" w:w="3628"/>
           </w:tcPr>
           <w:p>
-            <w:r/>
             <w:r>
               <w:rPr>
                 <w:b w:val="0"/>
               </w:rPr>
-              <w:t>Riceve le richieste vicine, risponde «Arrivo», accompagna</w:t>
+              <w:t>Vede le richieste in attesa, risponde «Arrivo io», accompagna e chiude l'attraversamento</w:t>
             </w:r>
           </w:p>
         </w:tc>
@@ -801,12 +814,11 @@
             <w:tcW w:type="dxa" w:w="2041"/>
           </w:tcPr>
           <w:p>
-            <w:r/>
             <w:r>
               <w:rPr>
                 <w:b w:val="0"/>
               </w:rPr>
-              <w:t>Dashboard</w:t>
+              <w:t>Dashboard, dal link «Comune» della pagina iniziale</w:t>
             </w:r>
           </w:p>
         </w:tc>
@@ -1077,12 +1089,11 @@
             <w:tcW w:type="dxa" w:w="6803"/>
           </w:tcPr>
           <w:p>
-            <w:r/>
             <w:r>
               <w:rPr>
                 <w:b w:val="0"/>
               </w:rPr>
-              <w:t>Pagina iniziale con la scelta del ruolo, pagina del vicolo (anziano), area volontari, dashboard del Comune</w:t>
+              <w:t>Pagina iniziale con la scelta del ruolo; per l'anziano, lettura del QR e richiesta d'aiuto. Poi area volontari e dashboard del Comune</w:t>
             </w:r>
           </w:p>
         </w:tc>
@@ -1393,7 +1404,7 @@
               <w:rPr>
                 <w:b w:val="0"/>
               </w:rPr>
-              <w:t>Tempo tra richiesta e «Arrivo»</w:t>
+              <w:t>Tempo tra richiesta e «Arrivo io»</w:t>
             </w:r>
           </w:p>
         </w:tc>
@@ -1516,7 +1527,7 @@
         <w:rPr>
           <w:b w:val="0"/>
         </w:rPr>
-        <w:t>L'esperienza dell'anziano è ridotta a un solo gesto: inquadrare il cartello e premere un pulsante.</w:t>
+        <w:t>L'esperienza dell'anziano è ridotta a pochi gesti: inquadrare il cartello con l'app, premere «Chiedi aiuto» e confermare.</w:t>
       </w:r>
     </w:p>
     <w:p>
@@ -1527,13 +1538,13 @@
         <w:rPr>
           <w:b/>
         </w:rPr>
-        <w:t>Nessuna registrazione:</w:t>
+        <w:t>Nessun account:</w:t>
       </w:r>
       <w:r>
         <w:rPr>
           <w:b w:val="0"/>
         </w:rPr>
-        <w:t xml:space="preserve"> niente account, password o GPS.</w:t>
+        <w:t xml:space="preserve"> la registrazione è anonima, senza password né GPS.</w:t>
       </w:r>
     </w:p>
     <w:p>
@@ -1550,7 +1561,7 @@
         <w:rPr>
           <w:b w:val="0"/>
         </w:rPr>
-        <w:t xml:space="preserve"> un familiare o il farmacista può salvare il QR sul telefono una volta sola.</w:t>
+        <w:t xml:space="preserve"> un familiare o il farmacista può installare l'app e registrare il telefono una volta sola.</w:t>
       </w:r>
     </w:p>
     <w:p>
@@ -2034,7 +2045,7 @@
         <w:rPr>
           <w:b w:val="0"/>
         </w:rPr>
-        <w:t>Pagina del vicolo con il pulsante «Voglio attraversare», lo stato della richiesta e la lettura vocale.</w:t>
+        <w:t>Percorso dell'anziano: lettura del QR, nome del vicolo, pulsante «Chiedi aiuto» con conferma e stato della richiesta letto ad alta voce.</w:t>
       </w:r>
     </w:p>
     <w:p>
@@ -2045,7 +2056,7 @@
         <w:rPr>
           <w:b w:val="0"/>
         </w:rPr>
-        <w:t>Area volontari con l'elenco delle richieste e la risposta «Arrivo io».</w:t>
+        <w:t>Area volontari con l'elenco delle richieste, la risposta «Arrivo io» e la chiusura «Attraversamento completato».</w:t>
       </w:r>
     </w:p>
     <w:p>
@@ -2068,6 +2079,17 @@
           <w:b w:val="0"/>
         </w:rPr>
         <w:t>Installazione come app su Android e iPhone.</w:t>
+      </w:r>
+    </w:p>
+    <w:p>
+      <w:pPr>
+        <w:pStyle w:val="ListBullet"/>
+      </w:pPr>
+      <w:r>
+        <w:rPr>
+          <w:b w:val="0"/>
+        </w:rPr>
+        <w:t>Nome AttraversiAMO in tutta l'app.</w:t>
       </w:r>
     </w:p>
     <w:p>
@@ -2142,17 +2164,6 @@
       </w:pPr>
       <w:r>
         <w:t>Prossimi passi</w:t>
-      </w:r>
-    </w:p>
-    <w:p>
-      <w:pPr>
-        <w:pStyle w:val="ListNumber"/>
-      </w:pPr>
-      <w:r>
-        <w:rPr>
-          <w:b w:val="0"/>
-        </w:rPr>
-        <w:t>Allineare il nome dell'app ad AttraversiAMO.</w:t>
       </w:r>
     </w:p>
     <w:p>

--- a/relazione/relazione-tecnica.docx
+++ b/relazione/relazione-tecnica.docx
@@ -562,7 +562,7 @@
         <w:rPr>
           <w:b w:val="0"/>
         </w:rPr>
-        <w:t xml:space="preserve"> L'anziano vede lo stato con testo grande, colori e lettura ad alta voce: prima «Abbiamo avvisato i volontari. Attendi qui», poi «Marco sta arrivando. Aspettalo qui».</w:t>
+        <w:t xml:space="preserve"> L'anziano vede lo stato con testo grande, colori e lettura ad alta voce: prima «Abbiamo avvisato i volontari. Attendi qui», poi «Un volontario sta arrivando. Aspettalo qui».</w:t>
       </w:r>
     </w:p>
     <w:p>
@@ -789,7 +789,7 @@
               <w:rPr>
                 <w:b w:val="0"/>
               </w:rPr>
-              <w:t>Almeno il proprio nome</w:t>
+              <w:t>Nessun dato personale</w:t>
             </w:r>
           </w:p>
         </w:tc>
@@ -1662,7 +1662,7 @@
         <w:rPr>
           <w:b w:val="0"/>
         </w:rPr>
-        <w:t xml:space="preserve"> solo il nome, mostrato all'anziano che aspetta.</w:t>
+        <w:t xml:space="preserve"> nessun dato personale. Anche il suo telefono riceve solo un identificativo casuale.</w:t>
       </w:r>
     </w:p>
     <w:p>

--- a/relazione/relazione-tecnica.docx
+++ b/relazione/relazione-tecnica.docx
@@ -900,7 +900,7 @@
         <w:rPr>
           <w:b w:val="0"/>
         </w:rPr>
-        <w:t xml:space="preserve"> chi raccoglie più Passi nel mese viene presentato sul sito e sui social del Comune.</w:t>
+        <w:t xml:space="preserve"> chi raccoglie più Passi nel mese riceve una notifica sul proprio telefono con i ringraziamenti del Comune.</w:t>
       </w:r>
     </w:p>
     <w:p>

--- a/relazione/relazione-tecnica.docx
+++ b/relazione/relazione-tecnica.docx
@@ -1852,7 +1852,7 @@
               <w:rPr>
                 <w:b w:val="0"/>
               </w:rPr>
-              <w:t>Uno all'imbocco di ogni vicolo</w:t>
+              <w:t>20 cartelli, uno all'imbocco di ogni vicolo, stampati e impermeabilizzati; ristampati e sostituiti ogni anno</w:t>
             </w:r>
           </w:p>
         </w:tc>
@@ -1866,7 +1866,7 @@
               <w:rPr>
                 <w:b w:val="0"/>
               </w:rPr>
-              <w:t>Da stimare</w:t>
+              <w:t>€ 300,00 + € 200,00 / anno</w:t>
             </w:r>
           </w:p>
         </w:tc>
@@ -1896,7 +1896,7 @@
               <w:rPr>
                 <w:b w:val="0"/>
               </w:rPr>
-              <w:t>Hosting dell'app (oggi su GitHub Pages, gratuito) e del dominio</w:t>
+              <w:t>Sviluppo dell'app per anziani e volontari e della dashboard del Comune; aggiornamenti, compatibilità con i browser e sicurezza</w:t>
             </w:r>
           </w:p>
         </w:tc>
@@ -1910,7 +1910,7 @@
               <w:rPr>
                 <w:b w:val="0"/>
               </w:rPr>
-              <w:t>Da stimare</w:t>
+              <w:t>€ 1.500,00 + € 360,00 / anno</w:t>
             </w:r>
           </w:p>
         </w:tc>
@@ -1940,7 +1940,7 @@
               <w:rPr>
                 <w:b w:val="0"/>
               </w:rPr>
-              <w:t>Supabase: database, richieste in tempo reale e notifiche ai volontari</w:t>
+              <w:t>Configurazione di hosting (GitHub Pages, gratuito) e Supabase; gestione del database, monitoraggio, dominio e supporto tecnico</w:t>
             </w:r>
           </w:p>
         </w:tc>
@@ -1954,7 +1954,7 @@
               <w:rPr>
                 <w:b w:val="0"/>
               </w:rPr>
-              <w:t>Da stimare</w:t>
+              <w:t>€ 300,00 + € 240,00 / anno</w:t>
             </w:r>
           </w:p>
         </w:tc>
@@ -1984,7 +1984,7 @@
               <w:rPr>
                 <w:b w:val="0"/>
               </w:rPr>
-              <w:t>Stampa per anziani e volontari</w:t>
+              <w:t>Ideazione e stampa di 3.000 copie per anziani e volontari</w:t>
             </w:r>
           </w:p>
         </w:tc>
@@ -1998,7 +1998,51 @@
               <w:rPr>
                 <w:b w:val="0"/>
               </w:rPr>
-              <w:t>Da stimare</w:t>
+              <w:t>€ 450,00</w:t>
+            </w:r>
+          </w:p>
+        </w:tc>
+      </w:tr>
+      <w:tr>
+        <w:tc>
+          <w:tcPr>
+            <w:tcW w:type="dxa" w:w="2041"/>
+          </w:tcPr>
+          <w:p>
+            <w:r/>
+            <w:r>
+              <w:rPr>
+                <w:b/>
+              </w:rPr>
+              <w:t>Totale</w:t>
+            </w:r>
+          </w:p>
+        </w:tc>
+        <w:tc>
+          <w:tcPr>
+            <w:tcW w:type="dxa" w:w="5102"/>
+          </w:tcPr>
+          <w:p>
+            <w:r/>
+            <w:r>
+              <w:rPr>
+                <w:b/>
+              </w:rPr>
+              <w:t/>
+            </w:r>
+          </w:p>
+        </w:tc>
+        <w:tc>
+          <w:tcPr>
+            <w:tcW w:type="dxa" w:w="2154"/>
+          </w:tcPr>
+          <w:p>
+            <w:r/>
+            <w:r>
+              <w:rPr>
+                <w:b/>
+              </w:rPr>
+              <w:t>€ 2.550,00 + € 800,00 / anno</w:t>
             </w:r>
           </w:p>
         </w:tc>
@@ -2010,7 +2054,7 @@
         <w:rPr>
           <w:b w:val="0"/>
         </w:rPr>
-        <w:t>I costi saranno dettagliati nell'offerta economica.</w:t>
+        <w:t>Il primo anno costa in tutto € 3.350,00; dal secondo anno resta solo il canone di € 800,00. Il dettaglio delle voci è nell'offerta economica.</w:t>
       </w:r>
     </w:p>
     <w:p>

--- a/relazione/relazione-tecnica.docx
+++ b/relazione/relazione-tecnica.docx
@@ -2062,7 +2062,7 @@
         <w:pStyle w:val="Heading1"/>
       </w:pPr>
       <w:r>
-        <w:t>10. Fattibilità, stato del prototipo e prossimi passi</w:t>
+        <w:t>10. Fattibilità e stato della soluzione</w:t>
       </w:r>
     </w:p>
     <w:p>
@@ -2070,7 +2070,7 @@
         <w:rPr>
           <w:b w:val="0"/>
         </w:rPr>
-        <w:t>Il prototipo mostra già il percorso completo, dalla richiesta dell'anziano alla dashboard del Comune, e si installa sul telefono come un'app.</w:t>
+        <w:t>La soluzione è completa e funzionante: copre l'intero percorso, dalla richiesta dell'anziano alla dashboard del Comune, e si installa sul telefono come un'app. Per partire mancano solo le attività sul territorio.</w:t>
       </w:r>
     </w:p>
     <w:p>
@@ -2078,62 +2078,7 @@
         <w:pStyle w:val="Heading2"/>
       </w:pPr>
       <w:r>
-        <w:t>Già pronto</w:t>
-      </w:r>
-    </w:p>
-    <w:p>
-      <w:pPr>
-        <w:pStyle w:val="ListBullet"/>
-      </w:pPr>
-      <w:r>
-        <w:rPr>
-          <w:b w:val="0"/>
-        </w:rPr>
-        <w:t>Percorso dell'anziano: lettura del QR, nome del vicolo, pulsante «Chiedi aiuto» con conferma e stato della richiesta letto ad alta voce.</w:t>
-      </w:r>
-    </w:p>
-    <w:p>
-      <w:pPr>
-        <w:pStyle w:val="ListBullet"/>
-      </w:pPr>
-      <w:r>
-        <w:rPr>
-          <w:b w:val="0"/>
-        </w:rPr>
-        <w:t>Area volontari con l'elenco delle richieste, la risposta «Arrivo io» e la chiusura «Attraversamento completato».</w:t>
-      </w:r>
-    </w:p>
-    <w:p>
-      <w:pPr>
-        <w:pStyle w:val="ListBullet"/>
-      </w:pPr>
-      <w:r>
-        <w:rPr>
-          <w:b w:val="0"/>
-        </w:rPr>
-        <w:t>Dashboard del Comune con indicatori e vicoli più a rischio, con dati di esempio.</w:t>
-      </w:r>
-    </w:p>
-    <w:p>
-      <w:pPr>
-        <w:pStyle w:val="ListBullet"/>
-      </w:pPr>
-      <w:r>
-        <w:rPr>
-          <w:b w:val="0"/>
-        </w:rPr>
-        <w:t>Installazione come app su Android e iPhone.</w:t>
-      </w:r>
-    </w:p>
-    <w:p>
-      <w:pPr>
-        <w:pStyle w:val="ListBullet"/>
-      </w:pPr>
-      <w:r>
-        <w:rPr>
-          <w:b w:val="0"/>
-        </w:rPr>
-        <w:t>Nome AttraversiAMO in tutta l'app.</w:t>
+        <w:t>Cosa è pronto</w:t>
       </w:r>
     </w:p>
     <w:p>
@@ -2155,7 +2100,7 @@
         <w:rPr>
           <w:b w:val="0"/>
         </w:rPr>
-        <w:t>Lettura del QR del vicolo con la fotocamera, direttamente nell'app.</w:t>
+        <w:t>Percorso dell'anziano: lettura del QR con la fotocamera dell'app, nome del vicolo, pulsante «Chiedi aiuto» con conferma, stato della richiesta letto ad alta voce e conferma dell'arrivo con «Sono dall'altra parte».</w:t>
       </w:r>
     </w:p>
     <w:p>
@@ -2166,7 +2111,7 @@
         <w:rPr>
           <w:b w:val="0"/>
         </w:rPr>
-        <w:t>Richiesta d'aiuto salvata nel database: il QR viene verificato sul vicolo prima dell'invio e l'anziano riceve il messaggio «Abbiamo avvisato i volontari».</w:t>
+        <w:t>Area volontari: richieste in tempo reale, anche con l'app chiusa grazie alle notifiche push, risposta «Arrivo io» e accompagnamento.</w:t>
       </w:r>
     </w:p>
     <w:p>
@@ -2177,7 +2122,7 @@
         <w:rPr>
           <w:b w:val="0"/>
         </w:rPr>
-        <w:t>Schema del database su Supabase: vicoli, richieste, regole di accesso e statistiche anonime per vicolo.</w:t>
+        <w:t>Passi e Volontario del mese, con la notifica di ringraziamento sul telefono.</w:t>
       </w:r>
     </w:p>
     <w:p>
@@ -2188,7 +2133,40 @@
         <w:rPr>
           <w:b w:val="0"/>
         </w:rPr>
-        <w:t>App pubblicata online su GitHub Pages.</w:t>
+        <w:t>Dashboard del Comune con i dati reali: attraversamenti, tempi di risposta e vicoli più a rischio.</w:t>
+      </w:r>
+    </w:p>
+    <w:p>
+      <w:pPr>
+        <w:pStyle w:val="ListBullet"/>
+      </w:pPr>
+      <w:r>
+        <w:rPr>
+          <w:b w:val="0"/>
+        </w:rPr>
+        <w:t>Servizio centrale su Supabase: vicoli, richieste, regole di accesso e statistiche anonime per vicolo.</w:t>
+      </w:r>
+    </w:p>
+    <w:p>
+      <w:pPr>
+        <w:pStyle w:val="ListBullet"/>
+      </w:pPr>
+      <w:r>
+        <w:rPr>
+          <w:b w:val="0"/>
+        </w:rPr>
+        <w:t>QR di tutti i vicoli generati dal database, pronti per la stampa.</w:t>
+      </w:r>
+    </w:p>
+    <w:p>
+      <w:pPr>
+        <w:pStyle w:val="ListBullet"/>
+      </w:pPr>
+      <w:r>
+        <w:rPr>
+          <w:b w:val="0"/>
+        </w:rPr>
+        <w:t>App pubblicata online su GitHub Pages e installabile su Android e iPhone.</w:t>
       </w:r>
     </w:p>
     <w:p>
@@ -2207,7 +2185,7 @@
         <w:pStyle w:val="Heading2"/>
       </w:pPr>
       <w:r>
-        <w:t>Prossimi passi</w:t>
+        <w:t>Avvio del servizio</w:t>
       </w:r>
     </w:p>
     <w:p>
@@ -2218,7 +2196,7 @@
         <w:rPr>
           <w:b w:val="0"/>
         </w:rPr>
-        <w:t>Far confermare l'arrivo all'anziano con «Sono dall'altra parte».</w:t>
+        <w:t>Stampa e posa dei cartelli con QR all'imbocco dei 20 vicoli.</w:t>
       </w:r>
     </w:p>
     <w:p>
@@ -2229,7 +2207,7 @@
         <w:rPr>
           <w:b w:val="0"/>
         </w:rPr>
-        <w:t>Collegare area volontari e dashboard al database Supabase.</w:t>
+        <w:t>Stampa e distribuzione dei depliant.</w:t>
       </w:r>
     </w:p>
     <w:p>
@@ -2240,7 +2218,7 @@
         <w:rPr>
           <w:b w:val="0"/>
         </w:rPr>
-        <w:t>Avvisare i volontari anche quando l'app è chiusa, con le notifiche push.</w:t>
+        <w:t>Raccolta dei primi volontari tra cittadini, negozianti e vigili.</w:t>
       </w:r>
     </w:p>
     <w:p>
@@ -2251,29 +2229,7 @@
         <w:rPr>
           <w:b w:val="0"/>
         </w:rPr>
-        <w:t>Generare i QR di tutti i vicoli a partire dal database.</w:t>
-      </w:r>
-    </w:p>
-    <w:p>
-      <w:pPr>
-        <w:pStyle w:val="ListNumber"/>
-      </w:pPr>
-      <w:r>
-        <w:rPr>
-          <w:b w:val="0"/>
-        </w:rPr>
-        <w:t>Aggiungere Passi e Volontario del mese.</w:t>
-      </w:r>
-    </w:p>
-    <w:p>
-      <w:pPr>
-        <w:pStyle w:val="ListNumber"/>
-      </w:pPr>
-      <w:r>
-        <w:rPr>
-          <w:b w:val="0"/>
-        </w:rPr>
-        <w:t>Alimentare la dashboard con i dati reali.</w:t>
+        <w:t>Avvio del servizio e primi dati nella dashboard del Comune.</w:t>
       </w:r>
     </w:p>
     <w:sectPr>
